--- a/assets/31_환경소음_이동성/01_논문작업/Cover_Letter_SCS_20260727_065746.docx
+++ b/assets/31_환경소음_이동성/01_논문작업/Cover_Letter_SCS_20260727_065746.docx
@@ -4,12 +4,11 @@
   <w:body>
     <w:p>
       <w:pPr>
-        <w:spacing w:after="240" w:line="276" w:lineRule="auto"/>
+        <w:spacing w:after="240"/>
         <w:jc w:val="center"/>
       </w:pPr>
       <w:r>
         <w:rPr>
-          <w:rFonts w:ascii="Times New Roman" w:hAnsi="Times New Roman"/>
           <w:b/>
           <w:sz w:val="32"/>
         </w:rPr>
@@ -18,181 +17,183 @@
     </w:p>
     <w:p>
       <w:pPr>
-        <w:spacing w:after="240" w:line="276" w:lineRule="auto"/>
+        <w:spacing w:after="240"/>
         <w:jc w:val="right"/>
       </w:pPr>
       <w:r>
         <w:rPr>
-          <w:rFonts w:ascii="Times New Roman" w:hAnsi="Times New Roman"/>
+          <w:sz w:val="24"/>
+        </w:rPr>
+        <w:t>August 1, 2026</w:t>
+      </w:r>
+    </w:p>
+    <w:p>
+      <w:pPr>
+        <w:spacing w:after="0"/>
+      </w:pPr>
+      <w:r>
+        <w:rPr>
+          <w:sz w:val="24"/>
+        </w:rPr>
+        <w:t>Prof. Enrico Fabrizio</w:t>
+      </w:r>
+    </w:p>
+    <w:p>
+      <w:pPr>
+        <w:spacing w:after="0"/>
+      </w:pPr>
+      <w:r>
+        <w:rPr>
+          <w:sz w:val="24"/>
+        </w:rPr>
+        <w:t>Prof. Fariborz Haghighat</w:t>
+      </w:r>
+    </w:p>
+    <w:p>
+      <w:pPr>
+        <w:spacing w:after="0"/>
+      </w:pPr>
+      <w:r>
+        <w:rPr>
+          <w:sz w:val="24"/>
+        </w:rPr>
+        <w:t>Prof. Ryozo Ooka</w:t>
+      </w:r>
+    </w:p>
+    <w:p>
+      <w:pPr>
+        <w:spacing w:after="240"/>
+      </w:pPr>
+      <w:r>
+        <w:rPr>
+          <w:sz w:val="24"/>
+        </w:rPr>
+        <w:t>Sustainable Cities and Society</w:t>
+      </w:r>
+    </w:p>
+    <w:p>
+      <w:pPr>
+        <w:spacing w:after="240"/>
+      </w:pPr>
+      <w:r>
+        <w:rPr>
+          <w:sz w:val="24"/>
+        </w:rPr>
+        <w:t>Dear Editors:</w:t>
+      </w:r>
+    </w:p>
+    <w:p>
+      <w:pPr>
+        <w:spacing w:after="240"/>
+        <w:jc w:val="both"/>
+      </w:pPr>
+      <w:r>
+        <w:rPr>
+          <w:sz w:val="24"/>
+        </w:rPr>
+        <w:t>We are pleased to submit our manuscript entitled “</w:t>
+      </w:r>
+      <w:r>
+        <w:rPr>
+          <w:b/>
+          <w:bCs/>
+          <w:sz w:val="24"/>
+        </w:rPr>
+        <w:t>The dose-response of urban noise to human mobility measured with a city-scale IoT sensor network in Seoul</w:t>
+      </w:r>
+      <w:r>
+        <w:rPr>
+          <w:sz w:val="24"/>
+        </w:rPr>
+        <w:t xml:space="preserve">” for consideration as an original research article in </w:t>
+      </w:r>
+      <w:r>
+        <w:rPr>
+          <w:i/>
+          <w:iCs/>
+          <w:sz w:val="24"/>
+        </w:rPr>
+        <w:t>Sustainable Cities and Society</w:t>
+      </w:r>
+      <w:r>
+        <w:rPr>
+          <w:sz w:val="24"/>
+        </w:rPr>
+        <w:t>.</w:t>
+      </w:r>
+    </w:p>
+    <w:p>
+      <w:pPr>
+        <w:spacing w:after="240"/>
+        <w:jc w:val="both"/>
+      </w:pPr>
+      <w:r>
+        <w:rPr>
+          <w:sz w:val="24"/>
+        </w:rPr>
+        <w:t>Environmental noise is regarded as the second-largest environmental burden on urban health, and much of sustainable urban policy, from travel-demand management to remote work, acts on human mobility. How much quieter a city becomes when its people move less has, however, rarely been measured. The pandemic-era noise literature rests mostly on binary lockdown contrasts at a handful of monitoring points, with mobility assumed rather than observed, so the graded dose-response that policy evaluation needs has remained out of reach.</w:t>
+      </w:r>
+    </w:p>
+    <w:p>
+      <w:pPr>
+        <w:spacing w:after="240"/>
+        <w:jc w:val="both"/>
+      </w:pPr>
+      <w:proofErr w:type="spellStart"/>
+      <w:proofErr w:type="spellEnd"/>
+      <w:proofErr w:type="spellStart"/>
+      <w:proofErr w:type="spellEnd"/>
+      <w:proofErr w:type="spellStart"/>
+      <w:proofErr w:type="spellEnd"/>
+      <w:proofErr w:type="spellStart"/>
+      <w:proofErr w:type="spellEnd"/>
+      <w:proofErr w:type="spellStart"/>
+      <w:proofErr w:type="spellEnd"/>
+      <w:r>
+        <w:rPr>
+          <w:rFonts w:ascii="Times New Roman" w:hAnsi="Times New Roman" w:cs="Times New Roman" w:eastAsia="바탕"/>
           <w:b w:val="0"/>
-          <w:sz w:val="24"/>
-        </w:rPr>
-        <w:t>July 27, 2026</w:t>
-      </w:r>
-    </w:p>
-    <w:p>
-      <w:pPr>
-        <w:spacing w:after="0" w:line="276" w:lineRule="auto"/>
-        <w:jc w:val="left"/>
-      </w:pPr>
-      <w:r>
-        <w:rPr>
-          <w:rFonts w:ascii="Times New Roman" w:hAnsi="Times New Roman"/>
+          <w:i w:val="0"/>
+          <w:sz w:val="24"/>
+        </w:rPr>
+        <w:t>Our study estimates this slope directly. We combine 1,123 sensors of Seoul's permanently operated S-DoT IoT network with daily de-facto population for 421 administrative neighbourhoods over 2020-2023, a period in which Korea's graded social distancing shifted mobility repeatedly and in steps. A two-way fixed-effects design that compares neighbourhoods within the same day yields a statistically solid but small association: a 30% fall in neighbourhood mobility corresponds to about 0.23 dB less daytime noise. To our knowledge this is the first city-scale estimate of a graded mobility dose-response of urban noise built on measured, neighbourhood-level activity. The analysis also finds a 2.3 dB multi-year decline in the uncalibrated network that, checked against the official calibrated stations, is consistent with sensor drift, and turns this into design principles for low-cost urban sensing: rely on within-sensor change and same-day cross-neighbourhood comparison, never on absolute levels.</w:t>
+      </w:r>
+    </w:p>
+    <w:p>
+      <w:pPr>
+        <w:spacing w:after="240"/>
+        <w:jc w:val="both"/>
+      </w:pPr>
+      <w:r>
+        <w:rPr>
+          <w:rFonts w:ascii="Times New Roman" w:hAnsi="Times New Roman" w:cs="Times New Roman" w:eastAsia="바탕"/>
           <w:b w:val="0"/>
-          <w:sz w:val="24"/>
-        </w:rPr>
-        <w:t>Prof. Enrico Fabrizio, PhD</w:t>
-      </w:r>
-    </w:p>
-    <w:p>
-      <w:pPr>
-        <w:spacing w:after="0" w:line="276" w:lineRule="auto"/>
-        <w:jc w:val="left"/>
-      </w:pPr>
-      <w:r>
-        <w:rPr>
-          <w:rFonts w:ascii="Times New Roman" w:hAnsi="Times New Roman"/>
-          <w:b w:val="0"/>
-          <w:sz w:val="24"/>
-        </w:rPr>
-        <w:t>Prof. Fariborz Haghighat, Ph.D., P.Eng., Fellow ASHRAE, Fellow ISIAQ</w:t>
-      </w:r>
-    </w:p>
-    <w:p>
-      <w:pPr>
-        <w:spacing w:after="0" w:line="276" w:lineRule="auto"/>
-        <w:jc w:val="left"/>
-      </w:pPr>
-      <w:r>
-        <w:rPr>
-          <w:rFonts w:ascii="Times New Roman" w:hAnsi="Times New Roman"/>
-          <w:b w:val="0"/>
-          <w:sz w:val="24"/>
-        </w:rPr>
-        <w:t>Prof. Ryozo Ooka</w:t>
-      </w:r>
-    </w:p>
-    <w:p>
-      <w:pPr>
-        <w:spacing w:after="0" w:line="276" w:lineRule="auto"/>
-        <w:jc w:val="left"/>
-      </w:pPr>
-      <w:r>
-        <w:rPr>
-          <w:rFonts w:ascii="Times New Roman" w:hAnsi="Times New Roman"/>
-          <w:b w:val="0"/>
-          <w:sz w:val="24"/>
-        </w:rPr>
-        <w:t>Editors-in-Chief</w:t>
-      </w:r>
-    </w:p>
-    <w:p>
-      <w:pPr>
-        <w:spacing w:after="240" w:line="276" w:lineRule="auto"/>
-        <w:jc w:val="left"/>
-      </w:pPr>
-      <w:r>
-        <w:rPr>
-          <w:rFonts w:ascii="Times New Roman" w:hAnsi="Times New Roman"/>
-          <w:b w:val="0"/>
-          <w:sz w:val="24"/>
-        </w:rPr>
-        <w:t>Sustainable Cities and Society</w:t>
-      </w:r>
-    </w:p>
-    <w:p>
-      <w:pPr>
-        <w:spacing w:after="240" w:line="276" w:lineRule="auto"/>
-        <w:jc w:val="left"/>
-      </w:pPr>
-      <w:r>
-        <w:rPr>
-          <w:rFonts w:ascii="Times New Roman" w:hAnsi="Times New Roman"/>
-          <w:b w:val="0"/>
-          <w:sz w:val="24"/>
-        </w:rPr>
-        <w:t>Dear Editors:</w:t>
-      </w:r>
-    </w:p>
-    <w:p>
-      <w:pPr>
-        <w:spacing w:after="240" w:line="276" w:lineRule="auto"/>
+          <w:i w:val="0"/>
+          <w:sz w:val="24"/>
+        </w:rPr>
+        <w:t>We believe this work is well suited to Sustainable Cities and Society. It addresses the environmental performance of a dense megacity with city-scale smart sensing, gives planners a quantitative basis for judging the noise co-benefits of mobility-oriented policies such as travel-demand management and car-free streets, and offers a transferable template for the growing family of low-cost urban monitoring networks. All raw data are openly available from public portals.</w:t>
+      </w:r>
+    </w:p>
+    <w:p>
+      <w:pPr>
+        <w:spacing w:after="240"/>
         <w:jc w:val="both"/>
       </w:pPr>
       <w:r>
         <w:rPr>
-          <w:rFonts w:ascii="Times New Roman" w:hAnsi="Times New Roman"/>
-          <w:b w:val="0"/>
-          <w:sz w:val="24"/>
-        </w:rPr>
-        <w:t>We are pleased to submit our manuscript entitled “The dose-response of urban noise to human mobility measured with a city-scale IoT sensor network in Seoul” for consideration as an original research article in Sustainable Cities and Society.</w:t>
-      </w:r>
-    </w:p>
-    <w:p>
-      <w:pPr>
-        <w:spacing w:after="240" w:line="276" w:lineRule="auto"/>
+          <w:sz w:val="24"/>
+        </w:rPr>
+        <w:lastRenderedPageBreak/>
+        <w:t>This manuscript is original, has not been published previously, and is not under consideration elsewhere. All authors have approved the submission and declare no competing interests.</w:t>
+      </w:r>
+    </w:p>
+    <w:p>
+      <w:pPr>
+        <w:spacing w:after="240"/>
         <w:jc w:val="both"/>
       </w:pPr>
       <w:r>
         <w:rPr>
-          <w:rFonts w:ascii="Times New Roman" w:hAnsi="Times New Roman"/>
-          <w:b w:val="0"/>
-          <w:sz w:val="24"/>
-        </w:rPr>
-        <w:t>Environmental noise is regarded as the second-largest environmental burden on urban health, and much of sustainable urban policy, from travel-demand management to remote work, acts on human mobility. How much quieter a city becomes when its people move less has, however, rarely been measured. The pandemic-era noise literature rests mostly on binary lockdown contrasts at a handful of monitoring points, with mobility assumed rather than observed, so the graded dose-response that policy evaluation needs has remained out of reach.</w:t>
-      </w:r>
-    </w:p>
-    <w:p>
-      <w:pPr>
-        <w:spacing w:after="240" w:line="276" w:lineRule="auto"/>
-        <w:jc w:val="both"/>
-      </w:pPr>
-      <w:r>
-        <w:rPr>
-          <w:rFonts w:ascii="Times New Roman" w:hAnsi="Times New Roman"/>
-          <w:b w:val="0"/>
-          <w:sz w:val="24"/>
-        </w:rPr>
-        <w:t>Our study estimates this slope directly. We combine 1,123 sensors of Seoul's permanently operated S-DoT IoT network with daily de-facto population for 421 administrative neighbourhoods over 2020-2023, a period in which Korea's graded social distancing shifted mobility repeatedly and in steps. A two-way fixed-effects design that compares neighbourhoods within the same day yields a statistically solid but small association: a 30% fall in neighbourhood mobility corresponds to about 0.23 dB less daytime noise. To our knowledge this is the first city-scale estimate of a graded mobility dose-response of urban noise built on measured, neighbourhood-level activity. The analysis also uncovers a 2.3 dB multi-year drift in the uncalibrated network, checked against the official calibrated stations, and turns this into design principles for low-cost urban sensing: rely on within-sensor change and same-day cross-neighbourhood comparison, never on absolute levels.</w:t>
-      </w:r>
-    </w:p>
-    <w:p>
-      <w:pPr>
-        <w:spacing w:after="240" w:line="276" w:lineRule="auto"/>
-        <w:jc w:val="both"/>
-      </w:pPr>
-      <w:r>
-        <w:rPr>
-          <w:rFonts w:ascii="Times New Roman" w:hAnsi="Times New Roman"/>
-          <w:b w:val="0"/>
-          <w:sz w:val="24"/>
-        </w:rPr>
-        <w:t>We believe this work is well suited to Sustainable Cities and Society. It addresses the environmental performance of a dense megacity with city-scale smart sensing, gives planners a quantitative basis for judging the noise co-benefits of mobility-oriented policies such as travel-demand management and car-free streets, and offers a transferable template for the growing family of low-cost urban monitoring networks. All raw data are public, and the full analysis is reproducible from open sources.</w:t>
-      </w:r>
-    </w:p>
-    <w:p>
-      <w:pPr>
-        <w:spacing w:after="240" w:line="276" w:lineRule="auto"/>
-        <w:jc w:val="both"/>
-      </w:pPr>
-      <w:r>
-        <w:rPr>
-          <w:rFonts w:ascii="Times New Roman" w:hAnsi="Times New Roman"/>
-          <w:b w:val="0"/>
-          <w:sz w:val="24"/>
-        </w:rPr>
-        <w:t>This manuscript is original, has not been published previously, and is not under consideration elsewhere. All authors have approved the submission and declare no competing interests.</w:t>
-      </w:r>
-    </w:p>
-    <w:p>
-      <w:pPr>
-        <w:spacing w:after="240" w:line="276" w:lineRule="auto"/>
-        <w:jc w:val="both"/>
-      </w:pPr>
-      <w:r>
-        <w:rPr>
-          <w:rFonts w:ascii="Times New Roman" w:hAnsi="Times New Roman"/>
-          <w:b w:val="0"/>
           <w:sz w:val="24"/>
         </w:rPr>
         <w:t>We thank you for considering our work and look forward to your response.</w:t>
@@ -200,13 +201,10 @@
     </w:p>
     <w:p>
       <w:pPr>
-        <w:spacing w:after="240" w:line="276" w:lineRule="auto"/>
-        <w:jc w:val="left"/>
-      </w:pPr>
-      <w:r>
-        <w:rPr>
-          <w:rFonts w:ascii="Times New Roman" w:hAnsi="Times New Roman"/>
-          <w:b w:val="0"/>
+        <w:spacing w:after="240"/>
+      </w:pPr>
+      <w:r>
+        <w:rPr>
           <w:sz w:val="24"/>
         </w:rPr>
         <w:t>Sincerely,</w:t>
@@ -214,13 +212,13 @@
     </w:p>
     <w:p>
       <w:pPr>
-        <w:spacing w:after="0" w:line="276" w:lineRule="auto"/>
-        <w:jc w:val="left"/>
-      </w:pPr>
-      <w:r>
-        <w:rPr>
-          <w:rFonts w:ascii="Times New Roman" w:hAnsi="Times New Roman"/>
-          <w:b w:val="0"/>
+        <w:spacing w:after="0"/>
+        <w:rPr>
+          <w:sz w:val="24"/>
+        </w:rPr>
+      </w:pPr>
+      <w:r>
+        <w:rPr>
           <w:sz w:val="24"/>
         </w:rPr>
         <w:t>Kyung-Tae Lee</w:t>
@@ -228,41 +226,26 @@
     </w:p>
     <w:p>
       <w:pPr>
-        <w:spacing w:after="0" w:line="276" w:lineRule="auto"/>
-        <w:jc w:val="left"/>
-      </w:pPr>
-      <w:r>
-        <w:rPr>
-          <w:rFonts w:ascii="Times New Roman" w:hAnsi="Times New Roman"/>
-          <w:b w:val="0"/>
-          <w:sz w:val="24"/>
-        </w:rPr>
-        <w:t>On behalf of all co-authors:</w:t>
-      </w:r>
-    </w:p>
-    <w:p>
-      <w:pPr>
-        <w:spacing w:after="240" w:line="276" w:lineRule="auto"/>
-        <w:jc w:val="left"/>
-      </w:pPr>
-      <w:r>
-        <w:rPr>
-          <w:rFonts w:ascii="Times New Roman" w:hAnsi="Times New Roman"/>
-          <w:b w:val="0"/>
-          <w:sz w:val="24"/>
-        </w:rPr>
-        <w:t>Hyun In Jo</w:t>
-      </w:r>
-    </w:p>
-    <w:p>
-      <w:pPr>
-        <w:spacing w:after="0" w:line="276" w:lineRule="auto"/>
-        <w:jc w:val="left"/>
-      </w:pPr>
-      <w:r>
-        <w:rPr>
-          <w:rFonts w:ascii="Times New Roman" w:hAnsi="Times New Roman"/>
-          <w:b w:val="0"/>
+        <w:spacing w:after="0"/>
+      </w:pPr>
+    </w:p>
+    <w:p>
+      <w:pPr>
+        <w:spacing w:after="0"/>
+      </w:pPr>
+      <w:r>
+        <w:rPr>
+          <w:sz w:val="24"/>
+        </w:rPr>
+        <w:t>Corresponding author, on behalf of all authors</w:t>
+      </w:r>
+    </w:p>
+    <w:p>
+      <w:pPr>
+        <w:spacing w:after="0"/>
+      </w:pPr>
+      <w:r>
+        <w:rPr>
           <w:sz w:val="24"/>
         </w:rPr>
         <w:t>Department of Architectural Engineering,</w:t>
@@ -270,13 +253,10 @@
     </w:p>
     <w:p>
       <w:pPr>
-        <w:spacing w:after="0" w:line="276" w:lineRule="auto"/>
-        <w:jc w:val="left"/>
-      </w:pPr>
-      <w:r>
-        <w:rPr>
-          <w:rFonts w:ascii="Times New Roman" w:hAnsi="Times New Roman"/>
-          <w:b w:val="0"/>
+        <w:spacing w:after="0"/>
+      </w:pPr>
+      <w:r>
+        <w:rPr>
           <w:sz w:val="24"/>
         </w:rPr>
         <w:t>Kangwon National University, Gangwon-do 24341, Republic of Korea</w:t>
@@ -284,13 +264,10 @@
     </w:p>
     <w:p>
       <w:pPr>
-        <w:spacing w:after="0" w:line="276" w:lineRule="auto"/>
-        <w:jc w:val="left"/>
-      </w:pPr>
-      <w:r>
-        <w:rPr>
-          <w:rFonts w:ascii="Times New Roman" w:hAnsi="Times New Roman"/>
-          <w:b w:val="0"/>
+        <w:spacing w:after="0"/>
+      </w:pPr>
+      <w:r>
+        <w:rPr>
           <w:sz w:val="24"/>
         </w:rPr>
         <w:t>Email: ktlee@kangwon.ac.kr</w:t>
